--- a/flow/20230927_hours/drafts/2024-01-u/11.01.docx
+++ b/flow/20230927_hours/drafts/2024-01-u/11.01.docx
@@ -1488,6 +1488,36 @@
       </w:r>
     </w:p>
     <w:p>
+      <w:r>
+        <w:rPr>
+          <w:rFonts w:ascii="Times New Roman" w:hAnsi="Times New Roman"/>
+          <w:i/>
+          <w:color w:val="FF0000"/>
+          <w:sz w:val="24"/>
+          <w:highlight w:val="white"/>
+        </w:rPr>
+        <w:t>Тропар (г. 1):</w:t>
+      </w:r>
+      <w:r>
+        <w:rPr>
+          <w:rFonts w:ascii="Times New Roman" w:hAnsi="Times New Roman"/>
+          <w:color w:val="FF0000"/>
+          <w:sz w:val="24"/>
+          <w:highlight w:val="white"/>
+        </w:rPr>
+        <w:t xml:space="preserve"> </w:t>
+      </w:r>
+      <w:r>
+        <w:rPr>
+          <w:rFonts w:ascii="Times New Roman" w:hAnsi="Times New Roman"/>
+          <w:color w:val="000000"/>
+          <w:sz w:val="24"/>
+          <w:highlight w:val="white"/>
+        </w:rPr>
+        <w:t>Коли в Йордані хрестився Ти, Господи,* Троїчне явилося поклоніння:* бо Родителя голос свідчив Тобі,* возлюбленим Сином Тебе називаючи;* і Дух у виді голубинім засвідчив твердість слова.* Явився Ти, Христе Боже,* і світ просвітив, слава Тобі.</w:t>
+      </w:r>
+    </w:p>
+    <w:p>
       <w:pPr>
         <w:spacing w:line="240" w:lineRule="auto"/>
         <w:rPr>
@@ -1512,7 +1542,7 @@
           <w:sz w:val="24"/>
           <w:highlight w:val="white"/>
         </w:rPr>
-        <w:t>Тропар (г. 1):</w:t>
+        <w:t>Тропар (г. 8):</w:t>
       </w:r>
       <w:r>
         <w:rPr>
@@ -1530,7 +1560,7 @@
           <w:sz w:val="24"/>
           <w:highlight w:val="white"/>
         </w:rPr>
-        <w:t>Коли в Йордані хрестився Ти, Господи,* Троїчне явилося поклоніння:* бо Родителя голос свідчив Тобі,* возлюбленим Сином Тебе називаючи;* і Дух у виді голубинім засвідчив твердість слова.* Явився Ти, Христе Боже,* і світ просвітив, слава Тобі.</w:t>
+        <w:t>Потоками сліз твоїх ти неродючу пустиню управив,* і з глибини зітханнями ти в трудах приніс стократні плоди,* і був ти світильником вселенної, сіяючи чудесами, Теодосію, отче наш.* Моли Христа Бога, щоб спаслися душі наші.</w:t>
       </w:r>
     </w:p>
     <w:p>
@@ -4946,61 +4976,7 @@
           <w:sz w:val="24"/>
           <w:highlight w:val="white"/>
         </w:rPr>
-        <w:t xml:space="preserve">Насаджений у дворах Господа твого,* зацвів ти красно преподобними твоїми чеснотами* і умножив ти дітей Твоїх у пустині,* </w:t>
-      </w:r>
-      <w:r>
-        <w:rPr>
-          <w:rFonts w:ascii="Times New Roman" w:hAnsi="Times New Roman"/>
-          <w:color w:val="000000"/>
-          <w:sz w:val="24"/>
-          <w:highlight w:val="white"/>
-        </w:rPr>
-        <w:t>напоюваних</w:t>
-      </w:r>
-      <w:r>
-        <w:rPr>
-          <w:rFonts w:ascii="Times New Roman" w:hAnsi="Times New Roman"/>
-          <w:color w:val="000000"/>
-          <w:sz w:val="24"/>
-          <w:highlight w:val="white"/>
-        </w:rPr>
-        <w:t xml:space="preserve"> </w:t>
-      </w:r>
-      <w:r>
-        <w:rPr>
-          <w:rFonts w:ascii="Times New Roman" w:hAnsi="Times New Roman"/>
-          <w:color w:val="000000"/>
-          <w:sz w:val="24"/>
-          <w:highlight w:val="white"/>
-        </w:rPr>
-        <w:t>струями</w:t>
-      </w:r>
-      <w:r>
-        <w:rPr>
-          <w:rFonts w:ascii="Times New Roman" w:hAnsi="Times New Roman"/>
-          <w:color w:val="000000"/>
-          <w:sz w:val="24"/>
-          <w:highlight w:val="white"/>
-        </w:rPr>
-        <w:t xml:space="preserve"> твоїх сліз,* </w:t>
-      </w:r>
-      <w:r>
-        <w:rPr>
-          <w:rFonts w:ascii="Times New Roman" w:hAnsi="Times New Roman"/>
-          <w:color w:val="000000"/>
-          <w:sz w:val="24"/>
-          <w:highlight w:val="white"/>
-        </w:rPr>
-        <w:t>стадоначальнику</w:t>
-      </w:r>
-      <w:r>
-        <w:rPr>
-          <w:rFonts w:ascii="Times New Roman" w:hAnsi="Times New Roman"/>
-          <w:color w:val="000000"/>
-          <w:sz w:val="24"/>
-          <w:highlight w:val="white"/>
-        </w:rPr>
-        <w:t xml:space="preserve"> Божий божественних дворів.* Тому зовемо тобі:* Радуйся, отче Теодосію.</w:t>
+        <w:t>Насаджений у дворах Господа твого,* зацвів ти красно преподобними твоїми чеснотами* і умножив ти дітей Твоїх у пустині,* напоюваних струями твоїх сліз,* стадоначальнику Божий божественних дворів.* Тому зовемо тобі:* Радуйся, отче Теодосію.</w:t>
       </w:r>
     </w:p>
     <w:p>
@@ -7163,6 +7139,36 @@
       </w:r>
     </w:p>
     <w:p>
+      <w:r>
+        <w:rPr>
+          <w:rFonts w:ascii="Times New Roman" w:hAnsi="Times New Roman"/>
+          <w:i/>
+          <w:color w:val="FF0000"/>
+          <w:sz w:val="24"/>
+          <w:highlight w:val="white"/>
+        </w:rPr>
+        <w:t>Тропар (г. 1):</w:t>
+      </w:r>
+      <w:r>
+        <w:rPr>
+          <w:rFonts w:ascii="Times New Roman" w:hAnsi="Times New Roman"/>
+          <w:color w:val="FF0000"/>
+          <w:sz w:val="24"/>
+          <w:highlight w:val="white"/>
+        </w:rPr>
+        <w:t xml:space="preserve"> </w:t>
+      </w:r>
+      <w:r>
+        <w:rPr>
+          <w:rFonts w:ascii="Times New Roman" w:hAnsi="Times New Roman"/>
+          <w:color w:val="000000"/>
+          <w:sz w:val="24"/>
+          <w:highlight w:val="white"/>
+        </w:rPr>
+        <w:t>Коли в Йордані хрестився Ти, Господи,* Троїчне явилося поклоніння:* бо Родителя голос свідчив Тобі,* возлюбленим Сином Тебе називаючи;* і Дух у виді голубинім засвідчив твердість слова.* Явився Ти, Христе Боже,* і світ просвітив, слава Тобі.</w:t>
+      </w:r>
+    </w:p>
+    <w:p>
       <w:pPr>
         <w:spacing w:line="240" w:lineRule="auto"/>
         <w:rPr>
@@ -7187,7 +7193,7 @@
           <w:sz w:val="24"/>
           <w:highlight w:val="white"/>
         </w:rPr>
-        <w:t>Тропар (г. 1):</w:t>
+        <w:t>Тропар (г. 8):</w:t>
       </w:r>
       <w:r>
         <w:rPr>
@@ -7205,7 +7211,7 @@
           <w:sz w:val="24"/>
           <w:highlight w:val="white"/>
         </w:rPr>
-        <w:t>Коли в Йордані хрестився Ти, Господи,* Троїчне явилося поклоніння:* бо Родителя голос свідчив Тобі,* возлюбленим Сином Тебе називаючи;* і Дух у виді голубинім засвідчив твердість слова.* Явився Ти, Христе Боже,* і світ просвітив, слава Тобі.</w:t>
+        <w:t>Потоками сліз твоїх ти неродючу пустиню управив,* і з глибини зітханнями ти в трудах приніс стократні плоди,* і був ти світильником вселенної, сіяючи чудесами, Теодосію, отче наш.* Моли Христа Бога, щоб спаслися душі наші.</w:t>
       </w:r>
     </w:p>
     <w:p>
@@ -10234,61 +10240,7 @@
           <w:sz w:val="24"/>
           <w:highlight w:val="white"/>
         </w:rPr>
-        <w:t xml:space="preserve">Насаджений у дворах Господа твого,* зацвів ти красно преподобними твоїми чеснотами* і умножив ти дітей Твоїх у пустині,* </w:t>
-      </w:r>
-      <w:r>
-        <w:rPr>
-          <w:rFonts w:ascii="Times New Roman" w:hAnsi="Times New Roman"/>
-          <w:color w:val="000000"/>
-          <w:sz w:val="24"/>
-          <w:highlight w:val="white"/>
-        </w:rPr>
-        <w:t>напоюваних</w:t>
-      </w:r>
-      <w:r>
-        <w:rPr>
-          <w:rFonts w:ascii="Times New Roman" w:hAnsi="Times New Roman"/>
-          <w:color w:val="000000"/>
-          <w:sz w:val="24"/>
-          <w:highlight w:val="white"/>
-        </w:rPr>
-        <w:t xml:space="preserve"> </w:t>
-      </w:r>
-      <w:r>
-        <w:rPr>
-          <w:rFonts w:ascii="Times New Roman" w:hAnsi="Times New Roman"/>
-          <w:color w:val="000000"/>
-          <w:sz w:val="24"/>
-          <w:highlight w:val="white"/>
-        </w:rPr>
-        <w:t>струями</w:t>
-      </w:r>
-      <w:r>
-        <w:rPr>
-          <w:rFonts w:ascii="Times New Roman" w:hAnsi="Times New Roman"/>
-          <w:color w:val="000000"/>
-          <w:sz w:val="24"/>
-          <w:highlight w:val="white"/>
-        </w:rPr>
-        <w:t xml:space="preserve"> твоїх сліз,* </w:t>
-      </w:r>
-      <w:r>
-        <w:rPr>
-          <w:rFonts w:ascii="Times New Roman" w:hAnsi="Times New Roman"/>
-          <w:color w:val="000000"/>
-          <w:sz w:val="24"/>
-          <w:highlight w:val="white"/>
-        </w:rPr>
-        <w:t>стадоначальнику</w:t>
-      </w:r>
-      <w:r>
-        <w:rPr>
-          <w:rFonts w:ascii="Times New Roman" w:hAnsi="Times New Roman"/>
-          <w:color w:val="000000"/>
-          <w:sz w:val="24"/>
-          <w:highlight w:val="white"/>
-        </w:rPr>
-        <w:t xml:space="preserve"> Божий божественних дворів.* Тому зовемо тобі:* Радуйся, отче Теодосію.</w:t>
+        <w:t>Насаджений у дворах Господа твого,* зацвів ти красно преподобними твоїми чеснотами* і умножив ти дітей Твоїх у пустині,* напоюваних струями твоїх сліз,* стадоначальнику Божий божественних дворів.* Тому зовемо тобі:* Радуйся, отче Теодосію.</w:t>
       </w:r>
     </w:p>
     <w:p>
